--- a/testakten/erbrecht-digitaler-nachlass-passwortsafe-berlin/09_entwurf_naechstes_schreiben.docx
+++ b/testakten/erbrecht-digitaler-nachlass-passwortsafe-berlin/09_entwurf_naechstes_schreiben.docx
@@ -4,79 +4,731 @@
   <w:body>
     <w:p>
       <w:pPr>
+        <w:pStyle w:val="Title"/>
+        <w:keepNext/>
+      </w:pPr>
+      <w:r>
+        <w:t>Aufforderung zur neutralen Datensicherung – Entwurf</w:t>
+      </w:r>
+    </w:p>
+    <w:tbl>
+      <w:tblPr>
+        <w:tblStyle w:val="TableGrid"/>
+        <w:tblW w:type="auto" w:w="0"/>
+        <w:jc w:val="center"/>
+        <w:tblLayout w:type="autofit"/>
+        <w:tblLook w:firstColumn="1" w:firstRow="1" w:lastColumn="0" w:lastRow="0" w:noHBand="0" w:noVBand="1" w:val="04A0"/>
+      </w:tblPr>
+      <w:tblGrid>
+        <w:gridCol w:w="4872"/>
+        <w:gridCol w:w="4872"/>
+      </w:tblGrid>
+      <w:tr>
+        <w:trPr>
+          <w:tblHeader w:val="true"/>
+        </w:trPr>
+        <w:tc>
+          <w:tcPr>
+            <w:tcW w:type="dxa" w:w="4872"/>
+            <w:shd w:fill="17324D"/>
+            <w:vAlign w:val="center"/>
+            <w:tcMar>
+              <w:top w:w="90" w:type="dxa"/>
+              <w:start w:w="100" w:type="dxa"/>
+              <w:bottom w:w="90" w:type="dxa"/>
+              <w:end w:w="100" w:type="dxa"/>
+            </w:tcMar>
+          </w:tcPr>
+          <w:p>
+            <w:pPr>
+              <w:spacing w:after="30"/>
+            </w:pPr>
+            <w:r>
+              <w:rPr>
+                <w:rFonts w:ascii="Arial" w:hAnsi="Arial"/>
+                <w:b/>
+                <w:color w:val="FFFFFF"/>
+                <w:sz w:val="17"/>
+              </w:rPr>
+              <w:t>Empfänger</w:t>
+            </w:r>
+          </w:p>
+        </w:tc>
+        <w:tc>
+          <w:tcPr>
+            <w:tcW w:type="dxa" w:w="4872"/>
+            <w:vAlign w:val="center"/>
+            <w:tcMar>
+              <w:top w:w="90" w:type="dxa"/>
+              <w:start w:w="100" w:type="dxa"/>
+              <w:bottom w:w="90" w:type="dxa"/>
+              <w:end w:w="100" w:type="dxa"/>
+            </w:tcMar>
+            <w:shd w:fill="17324D"/>
+          </w:tcPr>
+          <w:p>
+            <w:pPr>
+              <w:spacing w:after="30"/>
+            </w:pPr>
+            <w:r>
+              <w:rPr>
+                <w:rFonts w:ascii="Arial" w:hAnsi="Arial"/>
+                <w:b/>
+                <w:color w:val="FFFFFF"/>
+                <w:sz w:val="17"/>
+              </w:rPr>
+              <w:t>Herrn Ralf Lohse, Schönhauser Allee 132, 10437 Berlin</w:t>
+            </w:r>
+          </w:p>
+        </w:tc>
+      </w:tr>
+      <w:tr>
+        <w:tc>
+          <w:tcPr>
+            <w:tcW w:type="dxa" w:w="4872"/>
+            <w:shd w:fill="EAF1F5"/>
+            <w:vAlign w:val="center"/>
+            <w:tcMar>
+              <w:top w:w="90" w:type="dxa"/>
+              <w:start w:w="100" w:type="dxa"/>
+              <w:bottom w:w="90" w:type="dxa"/>
+              <w:end w:w="100" w:type="dxa"/>
+            </w:tcMar>
+          </w:tcPr>
+          <w:p>
+            <w:pPr>
+              <w:spacing w:after="30"/>
+            </w:pPr>
+            <w:r>
+              <w:rPr>
+                <w:rFonts w:ascii="Arial" w:hAnsi="Arial"/>
+                <w:b/>
+                <w:color w:val="17324D"/>
+                <w:sz w:val="17"/>
+              </w:rPr>
+              <w:t>Datum</w:t>
+            </w:r>
+          </w:p>
+        </w:tc>
+        <w:tc>
+          <w:tcPr>
+            <w:tcW w:type="dxa" w:w="4872"/>
+            <w:vAlign w:val="center"/>
+            <w:tcMar>
+              <w:top w:w="90" w:type="dxa"/>
+              <w:start w:w="100" w:type="dxa"/>
+              <w:bottom w:w="90" w:type="dxa"/>
+              <w:end w:w="100" w:type="dxa"/>
+            </w:tcMar>
+          </w:tcPr>
+          <w:p>
+            <w:pPr>
+              <w:spacing w:after="30"/>
+            </w:pPr>
+            <w:r>
+              <w:rPr>
+                <w:rFonts w:ascii="Arial" w:hAnsi="Arial"/>
+                <w:sz w:val="17"/>
+              </w:rPr>
+              <w:t>07.07.2026</w:t>
+            </w:r>
+          </w:p>
+        </w:tc>
+      </w:tr>
+      <w:tr>
+        <w:tc>
+          <w:tcPr>
+            <w:tcW w:type="dxa" w:w="4872"/>
+            <w:shd w:fill="F2F4F5"/>
+            <w:vAlign w:val="center"/>
+            <w:tcMar>
+              <w:top w:w="90" w:type="dxa"/>
+              <w:start w:w="100" w:type="dxa"/>
+              <w:bottom w:w="90" w:type="dxa"/>
+              <w:end w:w="100" w:type="dxa"/>
+            </w:tcMar>
+          </w:tcPr>
+          <w:p>
+            <w:pPr>
+              <w:spacing w:after="30"/>
+            </w:pPr>
+            <w:r>
+              <w:rPr>
+                <w:rFonts w:ascii="Arial" w:hAnsi="Arial"/>
+                <w:b/>
+                <w:color w:val="17324D"/>
+                <w:sz w:val="17"/>
+              </w:rPr>
+              <w:t>Bezug</w:t>
+            </w:r>
+          </w:p>
+        </w:tc>
+        <w:tc>
+          <w:tcPr>
+            <w:tcW w:type="dxa" w:w="4872"/>
+            <w:vAlign w:val="center"/>
+            <w:tcMar>
+              <w:top w:w="90" w:type="dxa"/>
+              <w:start w:w="100" w:type="dxa"/>
+              <w:bottom w:w="90" w:type="dxa"/>
+              <w:end w:w="100" w:type="dxa"/>
+            </w:tcMar>
+            <w:shd w:fill="F2F4F5"/>
+          </w:tcPr>
+          <w:p>
+            <w:pPr>
+              <w:spacing w:after="30"/>
+            </w:pPr>
+            <w:r>
+              <w:rPr>
+                <w:rFonts w:ascii="Arial" w:hAnsi="Arial"/>
+                <w:sz w:val="17"/>
+              </w:rPr>
+              <w:t>Ihre Stellungnahme vom 26.06.2026</w:t>
+            </w:r>
+          </w:p>
+        </w:tc>
+      </w:tr>
+      <w:tr>
+        <w:tc>
+          <w:tcPr>
+            <w:tcW w:type="dxa" w:w="4872"/>
+            <w:shd w:fill="EAF1F5"/>
+            <w:vAlign w:val="center"/>
+            <w:tcMar>
+              <w:top w:w="90" w:type="dxa"/>
+              <w:start w:w="100" w:type="dxa"/>
+              <w:bottom w:w="90" w:type="dxa"/>
+              <w:end w:w="100" w:type="dxa"/>
+            </w:tcMar>
+          </w:tcPr>
+          <w:p>
+            <w:pPr>
+              <w:spacing w:after="30"/>
+            </w:pPr>
+            <w:r>
+              <w:rPr>
+                <w:rFonts w:ascii="Arial" w:hAnsi="Arial"/>
+                <w:b/>
+                <w:color w:val="17324D"/>
+                <w:sz w:val="17"/>
+              </w:rPr>
+              <w:t>Versand</w:t>
+            </w:r>
+          </w:p>
+        </w:tc>
+        <w:tc>
+          <w:tcPr>
+            <w:tcW w:type="dxa" w:w="4872"/>
+            <w:vAlign w:val="center"/>
+            <w:tcMar>
+              <w:top w:w="90" w:type="dxa"/>
+              <w:start w:w="100" w:type="dxa"/>
+              <w:bottom w:w="90" w:type="dxa"/>
+              <w:end w:w="100" w:type="dxa"/>
+            </w:tcMar>
+          </w:tcPr>
+          <w:p>
+            <w:pPr>
+              <w:spacing w:after="30"/>
+            </w:pPr>
+            <w:r>
+              <w:rPr>
+                <w:rFonts w:ascii="Arial" w:hAnsi="Arial"/>
+                <w:sz w:val="17"/>
+              </w:rPr>
+              <w:t>noch nicht freigegeben</w:t>
+            </w:r>
+          </w:p>
+        </w:tc>
+      </w:tr>
+    </w:tbl>
+    <w:p/>
+    <w:p>
+      <w:pPr>
         <w:pStyle w:val="Heading1"/>
       </w:pPr>
       <w:r>
-        <w:t>Entwurf nächstes Schreiben</w:t>
+        <w:t>1. Sicherungstermin</w:t>
       </w:r>
     </w:p>
     <w:p>
       <w:pPr>
-        <w:pStyle w:val="Heading2"/>
+        <w:keepLines w:val="0"/>
       </w:pPr>
       <w:r>
-        <w:t>1. Betreff und Ziel</w:t>
-      </w:r>
-    </w:p>
-    <w:p>
-      <w:r>
-        <w:t>Nachlass Lohse - Digitaler Nachlass</w:t>
-      </w:r>
-    </w:p>
-    <w:p>
-      <w:r>
-        <w:t>Der Entwurf hält den Sachverhalt bewusst offen, verlangt Belege nach und wahrt Fristen.</w:t>
+        <w:t>Sehr geehrter Herr Lohse, unsere Mandantin stimmt einer neutralen technischen Sicherung grundsätzlich zu. Sie schlägt den 13.07.2026 um 10:00 Uhr im Sachverständigenbüro Nissen, Torstraße 149, Berlin, vor. Bitte bestätigen Sie bis 09.07.2026, ob Sie den Rechner samt Netzteil, externen Datenträgern und vorhandenen Zugangshinweisen unverändert dorthin bringen.</w:t>
       </w:r>
     </w:p>
     <w:p>
       <w:pPr>
-        <w:pStyle w:val="Heading2"/>
+        <w:pStyle w:val="Heading1"/>
       </w:pPr>
       <w:r>
-        <w:t>2. Forderungen oder Anträge</w:t>
-      </w:r>
-    </w:p>
-    <w:p>
-      <w:r>
-        <w:t>Erbscheinsantrag mit Testamentsauslegung vorbereiten.</w:t>
-      </w:r>
-    </w:p>
-    <w:p>
-      <w:r>
-        <w:t>Sicherung des Rechners ohne Datenveränderung verlangen.</w:t>
-      </w:r>
-    </w:p>
-    <w:p>
-      <w:r>
-        <w:t>Bildagentur zur Zurückhaltung laufender Auszahlungen auffordern.</w:t>
-      </w:r>
-    </w:p>
-    <w:p>
-      <w:r>
-        <w:t>Nachlassverzeichnis digital und analog getrennt strukturieren.</w:t>
+        <w:t>2. Übergabe- und Prüfprotokoll</w:t>
       </w:r>
     </w:p>
     <w:p>
       <w:pPr>
-        <w:pStyle w:val="Heading2"/>
+        <w:keepLines w:val="0"/>
       </w:pPr>
       <w:r>
-        <w:t>3. Anlagenlogik</w:t>
+        <w:t>Vor dem Einschalten sollen Hersteller, Modell, Seriennummer, Gehäusesiegel, angeschlossene Datenträger und aktuelle Verwahrung fotografisch protokolliert werden. Danach sollen Systemzeit, Benutzerkonten und Datenträger lediglich lesend erfasst und Prüfsummen einer vollständigen Kopie gebildet werden. Jede Person erhält das unterschriebene Protokoll; die Originalhardware verbleibt bis zu einer Vereinbarung versiegelt beim Sachverständigen.</w:t>
       </w:r>
     </w:p>
     <w:p>
+      <w:pPr>
+        <w:pStyle w:val="Heading1"/>
+      </w:pPr>
       <w:r>
-        <w:t>Anlagen werden nach Aktenstück und Datum bezeichnet; widersprüchliche Unterlagen bleiben kenntlich.</w:t>
+        <w:t>3. Bis dahin einzuhaltende Maßnahmen</w:t>
+      </w:r>
+    </w:p>
+    <w:tbl>
+      <w:tblPr>
+        <w:tblStyle w:val="TableGrid"/>
+        <w:tblW w:type="auto" w:w="0"/>
+        <w:jc w:val="center"/>
+        <w:tblLayout w:type="autofit"/>
+        <w:tblLook w:firstColumn="1" w:firstRow="1" w:lastColumn="0" w:lastRow="0" w:noHBand="0" w:noVBand="1" w:val="04A0"/>
+      </w:tblPr>
+      <w:tblGrid>
+        <w:gridCol w:w="4872"/>
+        <w:gridCol w:w="4872"/>
+      </w:tblGrid>
+      <w:tr>
+        <w:trPr>
+          <w:tblHeader w:val="true"/>
+        </w:trPr>
+        <w:tc>
+          <w:tcPr>
+            <w:tcW w:type="dxa" w:w="4872"/>
+            <w:vAlign w:val="center"/>
+            <w:tcMar>
+              <w:top w:w="90" w:type="dxa"/>
+              <w:start w:w="100" w:type="dxa"/>
+              <w:bottom w:w="90" w:type="dxa"/>
+              <w:end w:w="100" w:type="dxa"/>
+            </w:tcMar>
+            <w:shd w:fill="17324D"/>
+          </w:tcPr>
+          <w:p>
+            <w:pPr>
+              <w:spacing w:after="30"/>
+            </w:pPr>
+            <w:r>
+              <w:rPr>
+                <w:rFonts w:ascii="Arial" w:hAnsi="Arial"/>
+                <w:b/>
+                <w:color w:val="FFFFFF"/>
+                <w:sz w:val="17"/>
+              </w:rPr>
+              <w:t>Maßnahme</w:t>
+            </w:r>
+          </w:p>
+        </w:tc>
+        <w:tc>
+          <w:tcPr>
+            <w:tcW w:type="dxa" w:w="4872"/>
+            <w:vAlign w:val="center"/>
+            <w:tcMar>
+              <w:top w:w="90" w:type="dxa"/>
+              <w:start w:w="100" w:type="dxa"/>
+              <w:bottom w:w="90" w:type="dxa"/>
+              <w:end w:w="100" w:type="dxa"/>
+            </w:tcMar>
+            <w:shd w:fill="17324D"/>
+          </w:tcPr>
+          <w:p>
+            <w:pPr>
+              <w:spacing w:after="30"/>
+            </w:pPr>
+            <w:r>
+              <w:rPr>
+                <w:rFonts w:ascii="Arial" w:hAnsi="Arial"/>
+                <w:b/>
+                <w:color w:val="FFFFFF"/>
+                <w:sz w:val="17"/>
+              </w:rPr>
+              <w:t>Umfang</w:t>
+            </w:r>
+          </w:p>
+        </w:tc>
+      </w:tr>
+      <w:tr>
+        <w:tc>
+          <w:tcPr>
+            <w:tcW w:type="dxa" w:w="4872"/>
+            <w:vAlign w:val="center"/>
+            <w:tcMar>
+              <w:top w:w="90" w:type="dxa"/>
+              <w:start w:w="100" w:type="dxa"/>
+              <w:bottom w:w="90" w:type="dxa"/>
+              <w:end w:w="100" w:type="dxa"/>
+            </w:tcMar>
+          </w:tcPr>
+          <w:p>
+            <w:pPr>
+              <w:spacing w:after="30"/>
+            </w:pPr>
+            <w:r>
+              <w:rPr>
+                <w:rFonts w:ascii="Arial" w:hAnsi="Arial"/>
+                <w:sz w:val="17"/>
+              </w:rPr>
+              <w:t>Keine Änderung</w:t>
+            </w:r>
+          </w:p>
+        </w:tc>
+        <w:tc>
+          <w:tcPr>
+            <w:tcW w:type="dxa" w:w="4872"/>
+            <w:vAlign w:val="center"/>
+            <w:tcMar>
+              <w:top w:w="90" w:type="dxa"/>
+              <w:start w:w="100" w:type="dxa"/>
+              <w:bottom w:w="90" w:type="dxa"/>
+              <w:end w:w="100" w:type="dxa"/>
+            </w:tcMar>
+          </w:tcPr>
+          <w:p>
+            <w:pPr>
+              <w:spacing w:after="30"/>
+            </w:pPr>
+            <w:r>
+              <w:rPr>
+                <w:rFonts w:ascii="Arial" w:hAnsi="Arial"/>
+                <w:sz w:val="17"/>
+              </w:rPr>
+              <w:t>kein Start, Update, Löschen, Umbenennen oder Synchronisieren</w:t>
+            </w:r>
+          </w:p>
+        </w:tc>
+      </w:tr>
+      <w:tr>
+        <w:tc>
+          <w:tcPr>
+            <w:tcW w:type="dxa" w:w="4872"/>
+            <w:vAlign w:val="center"/>
+            <w:tcMar>
+              <w:top w:w="90" w:type="dxa"/>
+              <w:start w:w="100" w:type="dxa"/>
+              <w:bottom w:w="90" w:type="dxa"/>
+              <w:end w:w="100" w:type="dxa"/>
+            </w:tcMar>
+            <w:shd w:fill="F2F4F5"/>
+          </w:tcPr>
+          <w:p>
+            <w:pPr>
+              <w:spacing w:after="30"/>
+            </w:pPr>
+            <w:r>
+              <w:rPr>
+                <w:rFonts w:ascii="Arial" w:hAnsi="Arial"/>
+                <w:sz w:val="17"/>
+              </w:rPr>
+              <w:t>Keine Verwertung</w:t>
+            </w:r>
+          </w:p>
+        </w:tc>
+        <w:tc>
+          <w:tcPr>
+            <w:tcW w:type="dxa" w:w="4872"/>
+            <w:vAlign w:val="center"/>
+            <w:tcMar>
+              <w:top w:w="90" w:type="dxa"/>
+              <w:start w:w="100" w:type="dxa"/>
+              <w:bottom w:w="90" w:type="dxa"/>
+              <w:end w:w="100" w:type="dxa"/>
+            </w:tcMar>
+            <w:shd w:fill="F2F4F5"/>
+          </w:tcPr>
+          <w:p>
+            <w:pPr>
+              <w:spacing w:after="30"/>
+            </w:pPr>
+            <w:r>
+              <w:rPr>
+                <w:rFonts w:ascii="Arial" w:hAnsi="Arial"/>
+                <w:sz w:val="17"/>
+              </w:rPr>
+              <w:t>keine Veröffentlichung, Lizenzierung oder Weitergabe von Bildern</w:t>
+            </w:r>
+          </w:p>
+        </w:tc>
+      </w:tr>
+      <w:tr>
+        <w:tc>
+          <w:tcPr>
+            <w:tcW w:type="dxa" w:w="4872"/>
+            <w:vAlign w:val="center"/>
+            <w:tcMar>
+              <w:top w:w="90" w:type="dxa"/>
+              <w:start w:w="100" w:type="dxa"/>
+              <w:bottom w:w="90" w:type="dxa"/>
+              <w:end w:w="100" w:type="dxa"/>
+            </w:tcMar>
+          </w:tcPr>
+          <w:p>
+            <w:pPr>
+              <w:spacing w:after="30"/>
+            </w:pPr>
+            <w:r>
+              <w:rPr>
+                <w:rFonts w:ascii="Arial" w:hAnsi="Arial"/>
+                <w:sz w:val="17"/>
+              </w:rPr>
+              <w:t>Zugangsprotokoll</w:t>
+            </w:r>
+          </w:p>
+        </w:tc>
+        <w:tc>
+          <w:tcPr>
+            <w:tcW w:type="dxa" w:w="4872"/>
+            <w:vAlign w:val="center"/>
+            <w:tcMar>
+              <w:top w:w="90" w:type="dxa"/>
+              <w:start w:w="100" w:type="dxa"/>
+              <w:bottom w:w="90" w:type="dxa"/>
+              <w:end w:w="100" w:type="dxa"/>
+            </w:tcMar>
+          </w:tcPr>
+          <w:p>
+            <w:pPr>
+              <w:spacing w:after="30"/>
+            </w:pPr>
+            <w:r>
+              <w:rPr>
+                <w:rFonts w:ascii="Arial" w:hAnsi="Arial"/>
+                <w:sz w:val="17"/>
+              </w:rPr>
+              <w:t>vorhandene Logdateien und Portalhistorien nicht bereinigen</w:t>
+            </w:r>
+          </w:p>
+        </w:tc>
+      </w:tr>
+      <w:tr>
+        <w:tc>
+          <w:tcPr>
+            <w:tcW w:type="dxa" w:w="4872"/>
+            <w:vAlign w:val="center"/>
+            <w:tcMar>
+              <w:top w:w="90" w:type="dxa"/>
+              <w:start w:w="100" w:type="dxa"/>
+              <w:bottom w:w="90" w:type="dxa"/>
+              <w:end w:w="100" w:type="dxa"/>
+            </w:tcMar>
+            <w:shd w:fill="F2F4F5"/>
+          </w:tcPr>
+          <w:p>
+            <w:pPr>
+              <w:spacing w:after="30"/>
+            </w:pPr>
+            <w:r>
+              <w:rPr>
+                <w:rFonts w:ascii="Arial" w:hAnsi="Arial"/>
+                <w:sz w:val="17"/>
+              </w:rPr>
+              <w:t>Unterlagen</w:t>
+            </w:r>
+          </w:p>
+        </w:tc>
+        <w:tc>
+          <w:tcPr>
+            <w:tcW w:type="dxa" w:w="4872"/>
+            <w:vAlign w:val="center"/>
+            <w:tcMar>
+              <w:top w:w="90" w:type="dxa"/>
+              <w:start w:w="100" w:type="dxa"/>
+              <w:bottom w:w="90" w:type="dxa"/>
+              <w:end w:w="100" w:type="dxa"/>
+            </w:tcMar>
+            <w:shd w:fill="F2F4F5"/>
+          </w:tcPr>
+          <w:p>
+            <w:pPr>
+              <w:spacing w:after="30"/>
+            </w:pPr>
+            <w:r>
+              <w:rPr>
+                <w:rFonts w:ascii="Arial" w:hAnsi="Arial"/>
+                <w:sz w:val="17"/>
+              </w:rPr>
+              <w:t>Rechnungen und Absprachen zu eigenen Retuschearbeiten beifügen</w:t>
+            </w:r>
+          </w:p>
+        </w:tc>
+      </w:tr>
+    </w:tbl>
+    <w:p>
+      <w:pPr>
+        <w:pStyle w:val="Heading1"/>
+      </w:pPr>
+      <w:r>
+        <w:t>4. Offene Rechtspositionen</w:t>
+      </w:r>
+    </w:p>
+    <w:p>
+      <w:pPr>
+        <w:keepLines w:val="0"/>
+      </w:pPr>
+      <w:r>
+        <w:t>Die Teilnahme an der Sicherung enthält weder ein Anerkenntnis einer Erbenstellung noch eine Entscheidung über Eigentum, Urheberrechte oder Vergütung. Entsprechendes gilt für Ihre behaupteten Bearbeitungsanteile. Diese Punkte werden nach Sichtung der Originalunterlagen getrennt behandelt.</w:t>
+      </w:r>
+    </w:p>
+    <w:p>
+      <w:pPr>
+        <w:keepLines w:val="0"/>
+      </w:pPr>
+      <w:r>
+        <w:t>Mit freundlichen Grüßen</w:t>
+        <w:br/>
+        <w:t>Dr. Susanne Voll-Herzberg</w:t>
+        <w:br/>
+        <w:t>Rechtsanwältin und Fachanwältin für Erbrecht</w:t>
+        <w:br/>
+        <w:t>Anlage: Entwurf Übergabeprotokoll</w:t>
       </w:r>
     </w:p>
     <w:sectPr>
+      <w:headerReference w:type="default" r:id="rId9"/>
+      <w:footerReference w:type="default" r:id="rId10"/>
       <w:pgSz w:w="12240" w:h="15840"/>
-      <w:pgMar w:top="1440" w:right="1800" w:bottom="1440" w:left="1800" w:header="720" w:footer="720" w:gutter="0"/>
+      <w:pgMar w:top="1162" w:right="1219" w:bottom="1162" w:left="1276" w:header="397" w:footer="397" w:gutter="0"/>
       <w:cols w:space="720"/>
       <w:docGrid w:linePitch="360"/>
     </w:sectPr>
   </w:body>
 </w:document>
+</file>
+
+<file path=word/footer1.xml><?xml version="1.0" encoding="utf-8"?>
+<w:ftr xmlns:m="http://schemas.openxmlformats.org/officeDocument/2006/math" xmlns:mc="http://schemas.openxmlformats.org/markup-compatibility/2006" xmlns:mo="http://schemas.microsoft.com/office/mac/office/2008/main" xmlns:mv="urn:schemas-microsoft-com:mac:vml" xmlns:o="urn:schemas-microsoft-com:office:office" xmlns:r="http://schemas.openxmlformats.org/officeDocument/2006/relationships" xmlns:v="urn:schemas-microsoft-com:vml" xmlns:w10="urn:schemas-microsoft-com:office:word" xmlns:w14="http://schemas.microsoft.com/office/word/2010/wordml" xmlns:w="http://schemas.openxmlformats.org/wordprocessingml/2006/main" xmlns:wne="http://schemas.microsoft.com/office/word/2006/wordml" xmlns:wp14="http://schemas.microsoft.com/office/word/2010/wordprocessingDrawing" xmlns:wp="http://schemas.openxmlformats.org/drawingml/2006/wordprocessingDrawing" xmlns:wpc="http://schemas.microsoft.com/office/word/2010/wordprocessingCanvas" xmlns:wpg="http://schemas.microsoft.com/office/word/2010/wordprocessingGroup" xmlns:wpi="http://schemas.microsoft.com/office/word/2010/wordprocessingInk" xmlns:wps="http://schemas.microsoft.com/office/word/2010/wordprocessingShape" mc:Ignorable="w14 wp14">
+  <w:p>
+    <w:pPr>
+      <w:spacing w:before="60"/>
+      <w:jc w:val="center"/>
+    </w:pPr>
+    <w:r>
+      <w:rPr>
+        <w:rFonts w:ascii="Arial" w:hAnsi="Arial"/>
+        <w:color w:val="6B7378"/>
+        <w:sz w:val="12"/>
+      </w:rPr>
+      <w:t>Dr. Susanne Voll-Herzberg, Rechtsanwältin und Fachanwältin für Erbrecht | Anderkonto DE27 1002 0500 0088 4100 17 | BIC BFSWDE33BER | St.-Nr. 34/582/01947 | Berufshaftpflicht: JurAssekuranz AG, Berlin</w:t>
+    </w:r>
+  </w:p>
+  <w:p>
+    <w:pPr>
+      <w:spacing w:after="0"/>
+      <w:jc w:val="center"/>
+    </w:pPr>
+    <w:r>
+      <w:rPr>
+        <w:color w:val="6B7378"/>
+        <w:sz w:val="14"/>
+      </w:rPr>
+      <w:t xml:space="preserve">Seite </w:t>
+    </w:r>
+    <w:r>
+      <w:rPr>
+        <w:color w:val="6B7378"/>
+        <w:sz w:val="14"/>
+      </w:rPr>
+      <w:fldChar w:fldCharType="begin"/>
+      <w:instrText xml:space="preserve"> PAGE </w:instrText>
+      <w:fldChar w:fldCharType="end"/>
+    </w:r>
+  </w:p>
+</w:ftr>
+</file>
+
+<file path=word/header1.xml><?xml version="1.0" encoding="utf-8"?>
+<w:hdr xmlns:m="http://schemas.openxmlformats.org/officeDocument/2006/math" xmlns:mc="http://schemas.openxmlformats.org/markup-compatibility/2006" xmlns:mo="http://schemas.microsoft.com/office/mac/office/2008/main" xmlns:mv="urn:schemas-microsoft-com:mac:vml" xmlns:o="urn:schemas-microsoft-com:office:office" xmlns:r="http://schemas.openxmlformats.org/officeDocument/2006/relationships" xmlns:v="urn:schemas-microsoft-com:vml" xmlns:w10="urn:schemas-microsoft-com:office:word" xmlns:w14="http://schemas.microsoft.com/office/word/2010/wordml" xmlns:w="http://schemas.openxmlformats.org/wordprocessingml/2006/main" xmlns:wne="http://schemas.microsoft.com/office/word/2006/wordml" xmlns:wp14="http://schemas.microsoft.com/office/word/2010/wordprocessingDrawing" xmlns:wp="http://schemas.openxmlformats.org/drawingml/2006/wordprocessingDrawing" xmlns:wpc="http://schemas.microsoft.com/office/word/2010/wordprocessingCanvas" xmlns:wpg="http://schemas.microsoft.com/office/word/2010/wordprocessingGroup" xmlns:wpi="http://schemas.microsoft.com/office/word/2010/wordprocessingInk" xmlns:wps="http://schemas.microsoft.com/office/word/2010/wordprocessingShape" mc:Ignorable="w14 wp14">
+  <w:p>
+    <w:pPr>
+      <w:pBdr>
+        <w:bottom w:val="single" w:sz="10" w:space="4" w:color="2F6684"/>
+      </w:pBdr>
+    </w:pPr>
+  </w:p>
+  <w:tbl>
+    <w:tblPr>
+      <w:tblW w:type="auto" w:w="0"/>
+      <w:jc w:val="center"/>
+      <w:tblLook w:firstColumn="1" w:firstRow="1" w:lastColumn="0" w:lastRow="0" w:noHBand="0" w:noVBand="1" w:val="04A0"/>
+    </w:tblPr>
+    <w:tblGrid>
+      <w:gridCol w:w="6066"/>
+      <w:gridCol w:w="3345"/>
+    </w:tblGrid>
+    <w:tr>
+      <w:tc>
+        <w:tcPr>
+          <w:tcW w:type="dxa" w:w="4706"/>
+        </w:tcPr>
+        <w:p>
+          <w:pPr>
+            <w:spacing w:after="20"/>
+          </w:pPr>
+          <w:r>
+            <w:rPr>
+              <w:rFonts w:ascii="Arial" w:hAnsi="Arial"/>
+              <w:b/>
+              <w:color w:val="17324D"/>
+              <w:sz w:val="21"/>
+            </w:rPr>
+            <w:t>Kanzlei Voll-Herzberg</w:t>
+          </w:r>
+        </w:p>
+        <w:p>
+          <w:pPr>
+            <w:spacing w:after="0"/>
+          </w:pPr>
+          <w:r>
+            <w:rPr>
+              <w:color w:val="6B7378"/>
+              <w:sz w:val="15"/>
+            </w:rPr>
+            <w:t>Erbrecht und Medienrecht | Münzstraße 21 | 10178 Berlin</w:t>
+          </w:r>
+        </w:p>
+      </w:tc>
+      <w:tc>
+        <w:tcPr>
+          <w:tcW w:type="dxa" w:w="4706"/>
+        </w:tcPr>
+        <w:p>
+          <w:pPr>
+            <w:spacing w:after="20"/>
+            <w:jc w:val="right"/>
+          </w:pPr>
+          <w:r>
+            <w:rPr>
+              <w:b/>
+              <w:color w:val="17324D"/>
+              <w:sz w:val="18"/>
+            </w:rPr>
+            <w:t>Nachlass Lohse</w:t>
+          </w:r>
+        </w:p>
+        <w:p>
+          <w:pPr>
+            <w:spacing w:after="0"/>
+            <w:jc w:val="right"/>
+          </w:pPr>
+          <w:r>
+            <w:rPr>
+              <w:color w:val="6B7378"/>
+              <w:sz w:val="15"/>
+            </w:rPr>
+            <w:t>Aktenzeichen 26-ERB-0417</w:t>
+          </w:r>
+        </w:p>
+      </w:tc>
+    </w:tr>
+  </w:tbl>
+</w:hdr>
 </file>
 
 <file path=word/numbering.xml><?xml version="1.0" encoding="utf-8"?>
@@ -442,9 +1094,12 @@
     <w:name w:val="Normal"/>
     <w:qFormat/>
     <w:rsid w:val="00FC693F"/>
+    <w:pPr>
+      <w:spacing w:after="100" w:line="269" w:lineRule="auto"/>
+    </w:pPr>
     <w:rPr>
-      <w:rFonts w:ascii="Times New Roman" w:hAnsi="Times New Roman"/>
-      <w:sz w:val="22"/>
+      <w:rFonts w:ascii="Arial" w:hAnsi="Arial" w:eastAsia="Arial"/>
+      <w:sz w:val="21"/>
     </w:rPr>
   </w:style>
   <w:style w:type="paragraph" w:styleId="Header">
@@ -502,14 +1157,14 @@
     <w:pPr>
       <w:keepNext/>
       <w:keepLines/>
-      <w:spacing w:before="480" w:after="0"/>
+      <w:spacing w:before="240" w:after="100"/>
       <w:outlineLvl w:val="0"/>
     </w:pPr>
     <w:rPr>
-      <w:rFonts w:asciiTheme="majorHAnsi" w:eastAsiaTheme="majorEastAsia" w:hAnsiTheme="majorHAnsi" w:cstheme="majorBidi" w:ascii="Times New Roman" w:hAnsi="Times New Roman"/>
+      <w:rFonts w:asciiTheme="majorHAnsi" w:eastAsiaTheme="majorEastAsia" w:hAnsiTheme="majorHAnsi" w:cstheme="majorBidi" w:ascii="Arial" w:hAnsi="Arial" w:eastAsia="Arial"/>
       <w:b/>
       <w:bCs/>
-      <w:color w:val="365F91" w:themeColor="accent1" w:themeShade="BF"/>
+      <w:color w:val="17324D"/>
       <w:sz w:val="26"/>
       <w:szCs w:val="28"/>
     </w:rPr>
@@ -526,15 +1181,15 @@
     <w:pPr>
       <w:keepNext/>
       <w:keepLines/>
-      <w:spacing w:before="200" w:after="0"/>
+      <w:spacing w:before="180" w:after="80"/>
       <w:outlineLvl w:val="1"/>
     </w:pPr>
     <w:rPr>
-      <w:rFonts w:asciiTheme="majorHAnsi" w:eastAsiaTheme="majorEastAsia" w:hAnsiTheme="majorHAnsi" w:cstheme="majorBidi" w:ascii="Times New Roman" w:hAnsi="Times New Roman"/>
+      <w:rFonts w:asciiTheme="majorHAnsi" w:eastAsiaTheme="majorEastAsia" w:hAnsiTheme="majorHAnsi" w:cstheme="majorBidi" w:ascii="Arial" w:hAnsi="Arial" w:eastAsia="Arial"/>
       <w:b/>
       <w:bCs/>
-      <w:color w:val="4F81BD" w:themeColor="accent1"/>
-      <w:sz w:val="24"/>
+      <w:color w:val="2F6684"/>
+      <w:sz w:val="23"/>
       <w:szCs w:val="26"/>
     </w:rPr>
   </w:style>
@@ -550,15 +1205,15 @@
     <w:pPr>
       <w:keepNext/>
       <w:keepLines/>
-      <w:spacing w:before="200" w:after="0"/>
+      <w:spacing w:before="140" w:after="60"/>
       <w:outlineLvl w:val="2"/>
     </w:pPr>
     <w:rPr>
-      <w:rFonts w:asciiTheme="majorHAnsi" w:eastAsiaTheme="majorEastAsia" w:hAnsiTheme="majorHAnsi" w:cstheme="majorBidi" w:ascii="Times New Roman" w:hAnsi="Times New Roman"/>
+      <w:rFonts w:asciiTheme="majorHAnsi" w:eastAsiaTheme="majorEastAsia" w:hAnsiTheme="majorHAnsi" w:cstheme="majorBidi" w:ascii="Arial" w:hAnsi="Arial" w:eastAsia="Arial"/>
       <w:b/>
       <w:bCs/>
-      <w:color w:val="4F81BD" w:themeColor="accent1"/>
-      <w:sz w:val="24"/>
+      <w:color w:val="17324D"/>
+      <w:sz w:val="21"/>
     </w:rPr>
   </w:style>
   <w:style w:type="paragraph" w:styleId="Heading4">
@@ -789,18 +1444,20 @@
     <w:qFormat/>
     <w:rsid w:val="00FC693F"/>
     <w:pPr>
+      <w:keepNext/>
       <w:pBdr>
         <w:bottom w:val="single" w:sz="8" w:space="4" w:color="4F81BD" w:themeColor="accent1"/>
       </w:pBdr>
-      <w:spacing w:after="300" w:line="240" w:lineRule="auto"/>
+      <w:spacing w:after="200" w:line="240" w:lineRule="auto" w:before="0"/>
       <w:contextualSpacing/>
     </w:pPr>
     <w:rPr>
-      <w:rFonts w:asciiTheme="majorHAnsi" w:eastAsiaTheme="majorEastAsia" w:hAnsiTheme="majorHAnsi" w:cstheme="majorBidi"/>
-      <w:color w:val="17365D" w:themeColor="text2" w:themeShade="BF"/>
+      <w:rFonts w:asciiTheme="majorHAnsi" w:eastAsiaTheme="majorEastAsia" w:hAnsiTheme="majorHAnsi" w:cstheme="majorBidi" w:ascii="Arial" w:hAnsi="Arial" w:eastAsia="Arial"/>
+      <w:b/>
+      <w:color w:val="17324D"/>
       <w:spacing w:val="5"/>
       <w:kern w:val="28"/>
-      <w:sz w:val="52"/>
+      <w:sz w:val="34"/>
       <w:szCs w:val="52"/>
     </w:rPr>
   </w:style>

--- a/testakten/erbrecht-digitaler-nachlass-passwortsafe-berlin/09_entwurf_naechstes_schreiben.docx
+++ b/testakten/erbrecht-digitaler-nachlass-passwortsafe-berlin/09_entwurf_naechstes_schreiben.docx
@@ -593,7 +593,7 @@
     <w:sectPr>
       <w:headerReference w:type="default" r:id="rId9"/>
       <w:footerReference w:type="default" r:id="rId10"/>
-      <w:pgSz w:w="12240" w:h="15840"/>
+      <w:pgSz w:w="11906" w:h="16838"/>
       <w:pgMar w:top="1162" w:right="1219" w:bottom="1162" w:left="1276" w:header="397" w:footer="397" w:gutter="0"/>
       <w:cols w:space="720"/>
       <w:docGrid w:linePitch="360"/>
